--- a/Volume 1/Chapter 01 - Development Environment/SPA_Vol1_Ch1_Lesson1_14_Solidity_Setup_Optional.docx
+++ b/Volume 1/Chapter 01 - Development Environment/SPA_Vol1_Ch1_Lesson1_14_Solidity_Setup_Optional.docx
@@ -1468,7 +1468,7 @@
         <w:keepNext/>
       </w:pPr>
       <w:r>
-        <w:t>New-Item -ItemType Directory -Force $HOME\spa | Out-Null</w:t>
+        <w:t>New-Item -ItemType Directory -Force "$HOME\spa" | Out-Null</w:t>
       </w:r>
     </w:p>
     <w:p>
@@ -1476,7 +1476,7 @@
         <w:pStyle w:val="CommandBlock"/>
       </w:pPr>
       <w:r>
-        <w:t>Set-Location $HOME\spa</w:t>
+        <w:t>Set-Location "$HOME\spa"</w:t>
       </w:r>
     </w:p>
     <w:p>
@@ -1513,7 +1513,7 @@
         <w:keepNext/>
       </w:pPr>
       <w:r>
-        <w:t>New-Item -ItemType Directory -Force .\lesson-1.14 | Out-Null</w:t>
+        <w:t>New-Item -ItemType Directory -Force "$HOME\spa\lesson-1.14" | Out-Null</w:t>
       </w:r>
     </w:p>
     <w:p>
@@ -1522,7 +1522,7 @@
         <w:keepNext/>
       </w:pPr>
       <w:r>
-        <w:t>Set-Location .\lesson-1.14</w:t>
+        <w:t>Set-Location "$HOME\spa\lesson-1.14"</w:t>
       </w:r>
     </w:p>
     <w:p>
@@ -1570,7 +1570,7 @@
         <w:pStyle w:val="ListBullet"/>
       </w:pPr>
       <w:r>
-        <w:t>The first two lines make lesson-1.14 and move into it.</w:t>
+        <w:t>The first two lines make lesson-1.14 and move into it. Each folder is a full path that starts with $HOME\spa, so the line makes the same folder from any folder you are in.</w:t>
       </w:r>
     </w:p>
     <w:p>
@@ -1855,7 +1855,7 @@
         <w:keepNext/>
       </w:pPr>
       <w:r>
-        <w:t>mkdir -p ~/spa/lesson-1.14</w:t>
+        <w:t>mkdir -p "$HOME/spa/lesson-1.14"</w:t>
       </w:r>
     </w:p>
     <w:p>
@@ -1864,7 +1864,7 @@
         <w:keepNext/>
       </w:pPr>
       <w:r>
-        <w:t>cd ~/spa/lesson-1.14</w:t>
+        <w:t>cd "$HOME/spa/lesson-1.14"</w:t>
       </w:r>
     </w:p>
     <w:p>
@@ -1909,7 +1909,7 @@
     </w:p>
     <w:p>
       <w:r>
-        <w:t>Remember, ~ is your home folder. printf writes the three lines of .gitignore. ls lists the same six names.</w:t>
+        <w:t>Remember, $HOME is your home folder. printf writes the three lines of .gitignore. ls lists the same six names.</w:t>
       </w:r>
     </w:p>
     <w:p>
@@ -4333,31 +4333,31 @@
       </w:rPr>
     </w:lvl>
   </w:abstractNum>
-  <w:num w:numId="1" w16cid:durableId="1519271314">
+  <w:num w:numId="1" w16cid:durableId="1952932328">
     <w:abstractNumId w:val="8"/>
   </w:num>
-  <w:num w:numId="2" w16cid:durableId="780339650">
+  <w:num w:numId="2" w16cid:durableId="731075885">
     <w:abstractNumId w:val="6"/>
   </w:num>
-  <w:num w:numId="3" w16cid:durableId="138807325">
+  <w:num w:numId="3" w16cid:durableId="126515104">
     <w:abstractNumId w:val="5"/>
   </w:num>
-  <w:num w:numId="4" w16cid:durableId="468130080">
+  <w:num w:numId="4" w16cid:durableId="1747073881">
     <w:abstractNumId w:val="4"/>
   </w:num>
-  <w:num w:numId="5" w16cid:durableId="1806922547">
+  <w:num w:numId="5" w16cid:durableId="1052002881">
     <w:abstractNumId w:val="7"/>
   </w:num>
-  <w:num w:numId="6" w16cid:durableId="629552015">
+  <w:num w:numId="6" w16cid:durableId="1661621566">
     <w:abstractNumId w:val="3"/>
   </w:num>
-  <w:num w:numId="7" w16cid:durableId="2034652621">
+  <w:num w:numId="7" w16cid:durableId="1023553927">
     <w:abstractNumId w:val="2"/>
   </w:num>
-  <w:num w:numId="8" w16cid:durableId="8872543">
+  <w:num w:numId="8" w16cid:durableId="1945457168">
     <w:abstractNumId w:val="1"/>
   </w:num>
-  <w:num w:numId="9" w16cid:durableId="1738891215">
+  <w:num w:numId="9" w16cid:durableId="702900692">
     <w:abstractNumId w:val="0"/>
   </w:num>
 </w:numbering>

--- a/Volume 1/Chapter 01 - Development Environment/SPA_Vol1_Ch1_Lesson1_14_Solidity_Setup_Optional.docx
+++ b/Volume 1/Chapter 01 - Development Environment/SPA_Vol1_Ch1_Lesson1_14_Solidity_Setup_Optional.docx
@@ -454,6 +454,7 @@
         <w:pStyle w:val="ListBullet"/>
       </w:pPr>
       <w:r>
+        <w:lastRenderedPageBreak/>
         <w:t>curl.exe is a download tool that comes with Windows. -L follows GitHub's redirect to the place the file is really stored, and -O saves the file under its own name in the current folder. Type curl.exe in full: in Windows PowerShell, plain curl means something else.</w:t>
       </w:r>
     </w:p>
@@ -1335,6 +1336,7 @@
         <w:pStyle w:val="ListBullet"/>
       </w:pPr>
       <w:r>
+        <w:lastRenderedPageBreak/>
         <w:t>The next four lines prove PowerShell can start forge. They show its version, the code revision (Commit SHA) and the time it was built from, and that it is a release build (dist). A later version, with its own commit and time, is correct. anvil --version and cast --version print the same version.</w:t>
       </w:r>
     </w:p>
@@ -3854,7 +3856,7 @@
         <w:pStyle w:val="ListBullet"/>
       </w:pPr>
       <w:r>
-        <w:t>In Notepad, work out which word to change so the contract is named SystemReport, change it, save, and close Notepad.</w:t>
+        <w:t>In Notepad, work out which word to change so the contract is named SystemReport, and change it. Then update the comments that still name SetupCheck, so they describe the copy: the file name and the forge script line at the top, and the "is Script" comment. Save and close Notepad.</w:t>
       </w:r>
     </w:p>
     <w:p>
@@ -4333,31 +4335,31 @@
       </w:rPr>
     </w:lvl>
   </w:abstractNum>
-  <w:num w:numId="1" w16cid:durableId="1952932328">
+  <w:num w:numId="1" w16cid:durableId="1365867701">
     <w:abstractNumId w:val="8"/>
   </w:num>
-  <w:num w:numId="2" w16cid:durableId="731075885">
+  <w:num w:numId="2" w16cid:durableId="737167121">
     <w:abstractNumId w:val="6"/>
   </w:num>
-  <w:num w:numId="3" w16cid:durableId="126515104">
+  <w:num w:numId="3" w16cid:durableId="861361248">
     <w:abstractNumId w:val="5"/>
   </w:num>
-  <w:num w:numId="4" w16cid:durableId="1747073881">
+  <w:num w:numId="4" w16cid:durableId="1177619712">
     <w:abstractNumId w:val="4"/>
   </w:num>
-  <w:num w:numId="5" w16cid:durableId="1052002881">
+  <w:num w:numId="5" w16cid:durableId="1481119608">
     <w:abstractNumId w:val="7"/>
   </w:num>
-  <w:num w:numId="6" w16cid:durableId="1661621566">
+  <w:num w:numId="6" w16cid:durableId="76556904">
     <w:abstractNumId w:val="3"/>
   </w:num>
-  <w:num w:numId="7" w16cid:durableId="1023553927">
+  <w:num w:numId="7" w16cid:durableId="487523894">
     <w:abstractNumId w:val="2"/>
   </w:num>
-  <w:num w:numId="8" w16cid:durableId="1945457168">
+  <w:num w:numId="8" w16cid:durableId="1538812063">
     <w:abstractNumId w:val="1"/>
   </w:num>
-  <w:num w:numId="9" w16cid:durableId="702900692">
+  <w:num w:numId="9" w16cid:durableId="1739085928">
     <w:abstractNumId w:val="0"/>
   </w:num>
 </w:numbering>

--- a/Volume 1/Chapter 01 - Development Environment/SPA_Vol1_Ch1_Lesson1_14_Solidity_Setup_Optional.docx
+++ b/Volume 1/Chapter 01 - Development Environment/SPA_Vol1_Ch1_Lesson1_14_Solidity_Setup_Optional.docx
@@ -95,10 +95,7 @@
     </w:p>
     <w:p>
       <w:r>
-        <w:t>Solidity is the main language for smart contracts: programs that run on Ethereum and similar blockchains, where many computers run the same code and agree on its results. A Solidity program does not run on its own, as an .exe does; it runs inside a blockchain. Foundry gives you that blockchain on your own computer, so every Solidity program in this course runs locally, quickly, and without real money. This lesson is optional. Later in the course, optional companion lessons build Solidity scripts exactly the</w:t>
-      </w:r>
-      <w:r>
-        <w:t xml:space="preserve"> way this lesson does, so setting the tools up carefully now means those lessons fail only because of the code you are learning.</w:t>
+        <w:t>Solidity is the main language for smart contracts: programs that run on Ethereum and similar blockchains, where many computers run the same code and agree on its results. A Solidity program does not run on its own, as an .exe does; it runs inside a blockchain. Foundry gives you that blockchain on your own computer, so every Solidity program in this course runs locally, quickly, and without real money. This lesson is optional. Later in the course, optional companion lessons build Solidity scripts exactly the way this lesson does, so setting the tools up carefully now means those lessons fail only because of the code you are learning.</w:t>
       </w:r>
     </w:p>
     <w:p>
@@ -4146,10 +4143,7 @@
     </w:p>
     <w:p>
       <w:r>
-        <w:t>You downloaded Foundry, proved with its SHA-256 that the zip was exactly the published file, unpacked it, and put its folder on PATH with PowerShell. You made a Foundry project with forge init and the course's forge-std, ran a one-file script with forge script, and then followed the course's routine: forge build, forge test, and forge script on a Script. Finally you started a local chain with anvil and asked it questions with cast. This completes Chapter 1's setup. Next, Chapter 2 begins with Lesson 2.1, Va</w:t>
-      </w:r>
-      <w:r>
-        <w:t>riables. Start every lesson with Set-Location $HOME\spa.</w:t>
+        <w:t>You downloaded Foundry, proved with its SHA-256 that the zip was exactly the published file, unpacked it, and put its folder on PATH with PowerShell. You made a Foundry project with forge init and the course's forge-std, ran a one-file script with forge script, and then followed the course's routine: forge build, forge test, and forge script on a Script. Finally you started a local chain with anvil and asked it questions with cast. This completes Chapter 1's setup. Next, Chapter 2 begins with Lesson 2.1, Variables. Start every lesson with Set-Location $HOME\spa.</w:t>
       </w:r>
     </w:p>
     <w:sectPr>
